--- a/chinese/A4作文稿纸/A4作文稿纸.docx
+++ b/chinese/A4作文稿纸/A4作文稿纸.docx
@@ -12,14 +12,23 @@
     </w:p>
     <w:p>
       <w:pPr>
+        <w:pStyle w:val="ManuscriptTitle"/>
+      </w:pPr>
+      <w:r>
+        <w:t>作文标题</w:t>
+      </w:r>
+    </w:p>
+    <w:p>
+      <w:pPr>
         <w:pStyle w:val="ManuscriptBody"/>
+        <w:ind w:right="-227"/>
       </w:pPr>
     </w:p>
     <w:sectPr>
       <w:headerReference w:type="default" r:id="rId7"/>
       <w:footerReference w:type="default" r:id="rId8"/>
       <w:pgSz w:w="11906" w:h="16838"/>
-      <w:pgMar w:top="1411" w:right="1306" w:bottom="1411" w:left="1520" w:header="400" w:footer="760" w:gutter="0"/>
+      <w:pgMar w:top="1411" w:right="1306" w:bottom="1411" w:left="1520" w:header="703" w:footer="760" w:gutter="0"/>
       <w:cols w:space="720"/>
       <w:docGrid w:type="linesAndChars" w:linePitch="584" w:charSpace="43827"/>
     </w:sectPr>
@@ -1410,7 +1419,7 @@
       <w:adjustRightInd w:val="0"/>
       <w:snapToGrid w:val="1"/>
       <w:spacing w:before="0" w:after="0" w:line="240" w:lineRule="auto"/>
-      <w:ind w:left="0" w:right="0" w:firstLine="0"/>
+      <w:ind w:left="-130" w:right="0" w:firstLine="0"/>
       <w:jc w:val="left"/>
     </w:pPr>
     <w:rPr>
@@ -1438,7 +1447,7 @@
       <w:adjustRightInd w:val="0"/>
       <w:snapToGrid w:val="1"/>
       <w:spacing w:before="0" w:after="0" w:line="240" w:lineRule="auto"/>
-      <w:ind w:left="0" w:right="0" w:firstLine="0"/>
+      <w:ind w:left="0" w:right="-227" w:firstLine="0"/>
       <w:jc w:val="left"/>
     </w:pPr>
     <w:rPr>
@@ -1450,6 +1459,18 @@
       <w:szCs w:val="24"/>
       <w:lang w:val="zh-CN" w:eastAsia="zh-CN"/>
     </w:rPr>
+  </w:style>
+  <w:style w:type="paragraph" w:customStyle="1" w:styleId="ManuscriptTitle">
+    <w:name w:val="稿纸标题"/>
+    <w:basedOn w:val="ManuscriptBody"/>
+    <w:next w:val="ManuscriptBody"/>
+    <w:uiPriority w:val="1"/>
+    <w:qFormat/>
+    <w:pPr>
+      <w:keepNext w:val="1"/>
+      <w:ind w:left="0" w:right="0" w:firstLine="0"/>
+      <w:jc w:val="center"/>
+    </w:pPr>
   </w:style>
 </w:styles>
 </file>
